--- a/İNTERAKTİF ATLAS WEB PROJESİ RAPORU.docx
+++ b/İNTERAKTİF ATLAS WEB PROJESİ RAPORU.docx
@@ -5,52 +5,191 @@
     <w:p>
       <w:pPr>
         <w:jc w:val="center"/>
-      </w:pPr>
-      <w:r>
+        <w:rPr>
+          <w:b/>
+          <w:bCs/>
+          <w:sz w:val="32"/>
+          <w:szCs w:val="32"/>
+        </w:rPr>
+      </w:pPr>
+      <w:r>
+        <w:rPr>
+          <w:b/>
+          <w:bCs/>
+          <w:sz w:val="32"/>
+          <w:szCs w:val="32"/>
+        </w:rPr>
         <w:t>İNTERAKTİF ATLAS WEB PROJE</w:t>
       </w:r>
       <w:r>
+        <w:rPr>
+          <w:b/>
+          <w:bCs/>
+          <w:sz w:val="32"/>
+          <w:szCs w:val="32"/>
+        </w:rPr>
         <w:t>Sİ</w:t>
       </w:r>
       <w:r>
+        <w:rPr>
+          <w:b/>
+          <w:bCs/>
+          <w:sz w:val="32"/>
+          <w:szCs w:val="32"/>
+        </w:rPr>
         <w:t xml:space="preserve"> RAPORU</w:t>
       </w:r>
     </w:p>
     <w:p>
-      <w:r>
+      <w:pPr>
+        <w:rPr>
+          <w:sz w:val="20"/>
+          <w:szCs w:val="20"/>
+        </w:rPr>
+      </w:pPr>
+      <w:r>
+        <w:rPr>
+          <w:sz w:val="20"/>
+          <w:szCs w:val="20"/>
+        </w:rPr>
         <w:t>Öğrenci Adı Soyadı: Deniz Zorlu</w:t>
       </w:r>
-    </w:p>
-    <w:p>
-      <w:r>
-        <w:t>Numara:244210067</w:t>
-      </w:r>
-    </w:p>
-    <w:p>
-      <w:r>
+      <w:r>
+        <w:rPr>
+          <w:sz w:val="20"/>
+          <w:szCs w:val="20"/>
+        </w:rPr>
+        <w:br/>
+        <w:t xml:space="preserve">Öğrenci </w:t>
+      </w:r>
+      <w:r>
+        <w:rPr>
+          <w:sz w:val="20"/>
+          <w:szCs w:val="20"/>
+        </w:rPr>
+        <w:t>Numara</w:t>
+      </w:r>
+      <w:r>
+        <w:rPr>
+          <w:sz w:val="20"/>
+          <w:szCs w:val="20"/>
+        </w:rPr>
+        <w:t>sı</w:t>
+      </w:r>
+      <w:r>
+        <w:rPr>
+          <w:sz w:val="20"/>
+          <w:szCs w:val="20"/>
+        </w:rPr>
+        <w:t>:</w:t>
+      </w:r>
+      <w:r>
+        <w:rPr>
+          <w:sz w:val="20"/>
+          <w:szCs w:val="20"/>
+        </w:rPr>
+        <w:t xml:space="preserve"> </w:t>
+      </w:r>
+      <w:r>
+        <w:rPr>
+          <w:sz w:val="20"/>
+          <w:szCs w:val="20"/>
+        </w:rPr>
+        <w:t>244210067</w:t>
+      </w:r>
+    </w:p>
+    <w:p>
+      <w:pPr>
+        <w:rPr>
+          <w:sz w:val="20"/>
+          <w:szCs w:val="20"/>
+        </w:rPr>
+      </w:pPr>
+      <w:r>
+        <w:rPr>
+          <w:sz w:val="20"/>
+          <w:szCs w:val="20"/>
+        </w:rPr>
         <w:t>Öğrenci Adı Soyadı: Samet Acar</w:t>
       </w:r>
       <w:r>
+        <w:rPr>
+          <w:sz w:val="20"/>
+          <w:szCs w:val="20"/>
+        </w:rPr>
         <w:br/>
-        <w:t>Numara:244210001</w:t>
+      </w:r>
+      <w:r>
+        <w:rPr>
+          <w:sz w:val="20"/>
+          <w:szCs w:val="20"/>
+        </w:rPr>
+        <w:t xml:space="preserve">Öğrenci </w:t>
+      </w:r>
+      <w:r>
+        <w:rPr>
+          <w:sz w:val="20"/>
+          <w:szCs w:val="20"/>
+        </w:rPr>
+        <w:t>Numara</w:t>
+      </w:r>
+      <w:r>
+        <w:rPr>
+          <w:sz w:val="20"/>
+          <w:szCs w:val="20"/>
+        </w:rPr>
+        <w:t>sı</w:t>
+      </w:r>
+      <w:r>
+        <w:rPr>
+          <w:sz w:val="20"/>
+          <w:szCs w:val="20"/>
+        </w:rPr>
+        <w:t>:</w:t>
+      </w:r>
+      <w:r>
+        <w:rPr>
+          <w:sz w:val="20"/>
+          <w:szCs w:val="20"/>
+        </w:rPr>
+        <w:t xml:space="preserve"> </w:t>
+      </w:r>
+      <w:r>
+        <w:rPr>
+          <w:sz w:val="20"/>
+          <w:szCs w:val="20"/>
+        </w:rPr>
+        <w:t>244210001</w:t>
       </w:r>
     </w:p>
     <w:p/>
     <w:p>
       <w:pPr>
-        <w:pStyle w:val="ListeParagraf"/>
+        <w:pStyle w:val="ListParagraph"/>
         <w:numPr>
           <w:ilvl w:val="0"/>
           <w:numId w:val="8"/>
         </w:numPr>
-      </w:pPr>
-      <w:r>
+        <w:rPr>
+          <w:b/>
+          <w:bCs/>
+          <w:sz w:val="28"/>
+          <w:szCs w:val="28"/>
+        </w:rPr>
+      </w:pPr>
+      <w:r>
+        <w:rPr>
+          <w:b/>
+          <w:bCs/>
+          <w:sz w:val="28"/>
+          <w:szCs w:val="28"/>
+        </w:rPr>
         <w:t>HTML, CSS, JS Kullanımı</w:t>
       </w:r>
     </w:p>
     <w:p>
       <w:pPr>
-        <w:pStyle w:val="ListeParagraf"/>
+        <w:pStyle w:val="ListParagraph"/>
       </w:pPr>
       <w:r>
         <w:t xml:space="preserve"> </w:t>
@@ -64,55 +203,136 @@
     </w:p>
     <w:p>
       <w:pPr>
-        <w:pStyle w:val="ListeParagraf"/>
+        <w:pStyle w:val="ListParagraph"/>
         <w:numPr>
           <w:ilvl w:val="0"/>
           <w:numId w:val="9"/>
         </w:numPr>
       </w:pPr>
       <w:r>
-        <w:t>HTML5: Sayfa yapısı kurgulanırken Single-Page Application (SPA) yapısına uygun tasarlanmıştır, dil desteği ve erişilebilirlik adına etiketleme yapılmıştır.</w:t>
-      </w:r>
-    </w:p>
-    <w:p>
-      <w:pPr>
-        <w:pStyle w:val="ListeParagraf"/>
+        <w:rPr>
+          <w:b/>
+          <w:bCs/>
+        </w:rPr>
+        <w:t>HTML5:</w:t>
+      </w:r>
+      <w:r>
+        <w:t xml:space="preserve"> Sayfa yapısı kurgulanırken </w:t>
+      </w:r>
+      <w:proofErr w:type="spellStart"/>
+      <w:r>
+        <w:t>Single-Page</w:t>
+      </w:r>
+      <w:proofErr w:type="spellEnd"/>
+      <w:r>
+        <w:t xml:space="preserve"> Application (SPA) yapısına uygun tasarlanmıştır, dil desteği ve erişilebilirlik adına etiketleme yapılmıştır.</w:t>
+      </w:r>
+    </w:p>
+    <w:p>
+      <w:pPr>
+        <w:pStyle w:val="ListParagraph"/>
         <w:numPr>
           <w:ilvl w:val="0"/>
           <w:numId w:val="9"/>
         </w:numPr>
       </w:pPr>
       <w:r>
-        <w:t>CSS3 &amp; Bootstrap: Tasarımın estetik ve düzenli olması için CSS ve Bootstrap framework kullanılmıştır. Grid sistemi sayesinde tüm cihazlarda düzgün görünüm hedeflenmiştir.</w:t>
-      </w:r>
-    </w:p>
-    <w:p>
-      <w:pPr>
-        <w:pStyle w:val="ListeParagraf"/>
+        <w:rPr>
+          <w:b/>
+          <w:bCs/>
+        </w:rPr>
+        <w:t xml:space="preserve">CSS3 &amp; </w:t>
+      </w:r>
+      <w:proofErr w:type="spellStart"/>
+      <w:r>
+        <w:rPr>
+          <w:b/>
+          <w:bCs/>
+        </w:rPr>
+        <w:t>Bootstrap</w:t>
+      </w:r>
+      <w:proofErr w:type="spellEnd"/>
+      <w:r>
+        <w:rPr>
+          <w:b/>
+          <w:bCs/>
+        </w:rPr>
+        <w:t>:</w:t>
+      </w:r>
+      <w:r>
+        <w:t xml:space="preserve"> Tasarımın estetik ve düzenli olması için CSS ve </w:t>
+      </w:r>
+      <w:proofErr w:type="spellStart"/>
+      <w:r>
+        <w:t>Bootstrap</w:t>
+      </w:r>
+      <w:proofErr w:type="spellEnd"/>
+      <w:r>
+        <w:t xml:space="preserve"> </w:t>
+      </w:r>
+      <w:proofErr w:type="spellStart"/>
+      <w:r>
+        <w:t>framework</w:t>
+      </w:r>
+      <w:proofErr w:type="spellEnd"/>
+      <w:r>
+        <w:t xml:space="preserve"> kullanılmıştır. Grid sistemi sayesinde tüm cihazlarda düzgün görünüm hedeflenmiştir.</w:t>
+      </w:r>
+    </w:p>
+    <w:p>
+      <w:pPr>
+        <w:pStyle w:val="ListParagraph"/>
         <w:numPr>
           <w:ilvl w:val="0"/>
           <w:numId w:val="9"/>
         </w:numPr>
       </w:pPr>
       <w:r>
+        <w:rPr>
+          <w:b/>
+          <w:bCs/>
+        </w:rPr>
         <w:t>JavaScript:</w:t>
       </w:r>
       <w:r>
-        <w:t xml:space="preserve"> Sitenin interaktif yapısı, SPA yapısı ve Document Object Model (DOM) manipülasyonu main.js, lang.js ve search.js </w:t>
-      </w:r>
-      <w:r>
-        <w:t>dosyaları üzerinden framework kullanılmadan JavaScript ile yönetilmiştir.</w:t>
-      </w:r>
-    </w:p>
-    <w:p>
-      <w:pPr>
-        <w:pStyle w:val="ListeParagraf"/>
+        <w:rPr>
+          <w:b/>
+          <w:bCs/>
+        </w:rPr>
+        <w:t xml:space="preserve"> </w:t>
+      </w:r>
+      <w:r>
+        <w:t xml:space="preserve">Sitenin interaktif yapısı, SPA yapısı ve </w:t>
+      </w:r>
+      <w:proofErr w:type="spellStart"/>
+      <w:r>
+        <w:t>Document</w:t>
+      </w:r>
+      <w:proofErr w:type="spellEnd"/>
+      <w:r>
+        <w:t xml:space="preserve"> Object Model (DOM) manipülasyonu main.js, lang.js ve search.js </w:t>
+      </w:r>
+      <w:r>
+        <w:t xml:space="preserve">dosyaları üzerinden </w:t>
+      </w:r>
+      <w:proofErr w:type="spellStart"/>
+      <w:r>
+        <w:t>framework</w:t>
+      </w:r>
+      <w:proofErr w:type="spellEnd"/>
+      <w:r>
+        <w:t xml:space="preserve"> kullanılmadan JavaScript ile yönetilmiştir.</w:t>
+      </w:r>
+    </w:p>
+    <w:p>
+      <w:pPr>
+        <w:pStyle w:val="ListParagraph"/>
         <w:ind w:left="1440"/>
       </w:pPr>
     </w:p>
     <w:p>
       <w:pPr>
-        <w:pStyle w:val="ListeParagraf"/>
+        <w:pStyle w:val="ListParagraph"/>
         <w:ind w:left="1440"/>
       </w:pPr>
       <w:r>
@@ -121,25 +341,43 @@
     </w:p>
     <w:p>
       <w:pPr>
-        <w:pStyle w:val="ListeParagraf"/>
+        <w:pStyle w:val="ListParagraph"/>
         <w:ind w:left="1440"/>
-      </w:pPr>
-    </w:p>
-    <w:p>
-      <w:pPr>
-        <w:pStyle w:val="ListeParagraf"/>
+        <w:rPr>
+          <w:b/>
+          <w:bCs/>
+          <w:sz w:val="28"/>
+          <w:szCs w:val="28"/>
+        </w:rPr>
+      </w:pPr>
+    </w:p>
+    <w:p>
+      <w:pPr>
+        <w:pStyle w:val="ListParagraph"/>
         <w:numPr>
           <w:ilvl w:val="0"/>
           <w:numId w:val="8"/>
         </w:numPr>
-      </w:pPr>
-      <w:r>
+        <w:rPr>
+          <w:b/>
+          <w:bCs/>
+          <w:sz w:val="28"/>
+          <w:szCs w:val="28"/>
+        </w:rPr>
+      </w:pPr>
+      <w:r>
+        <w:rPr>
+          <w:b/>
+          <w:bCs/>
+          <w:sz w:val="28"/>
+          <w:szCs w:val="28"/>
+        </w:rPr>
         <w:t>Form Elemanları Kullanımı</w:t>
       </w:r>
     </w:p>
     <w:p>
       <w:pPr>
-        <w:pStyle w:val="ListeParagraf"/>
+        <w:pStyle w:val="ListParagraph"/>
       </w:pPr>
       <w:r>
         <w:t>Kullanıcı etkileşimini arttırmak adına projede şu form elemanları kullanılmıştır:</w:t>
@@ -147,38 +385,120 @@
     </w:p>
     <w:p>
       <w:pPr>
-        <w:pStyle w:val="ListeParagraf"/>
+        <w:pStyle w:val="ListParagraph"/>
         <w:numPr>
           <w:ilvl w:val="0"/>
           <w:numId w:val="10"/>
         </w:numPr>
-      </w:pPr>
-      <w:r>
-        <w:t>Arama çubuğu (Input)</w:t>
-      </w:r>
-    </w:p>
-    <w:p>
-      <w:pPr>
-        <w:pStyle w:val="ListeParagraf"/>
+        <w:rPr>
+          <w:b/>
+          <w:bCs/>
+        </w:rPr>
+      </w:pPr>
+      <w:r>
+        <w:rPr>
+          <w:b/>
+          <w:bCs/>
+        </w:rPr>
+        <w:t>Arama çubuğu (</w:t>
+      </w:r>
+      <w:proofErr w:type="spellStart"/>
+      <w:r>
+        <w:rPr>
+          <w:b/>
+          <w:bCs/>
+        </w:rPr>
+        <w:t>Input</w:t>
+      </w:r>
+      <w:proofErr w:type="spellEnd"/>
+      <w:r>
+        <w:rPr>
+          <w:b/>
+          <w:bCs/>
+        </w:rPr>
+        <w:t>)</w:t>
+      </w:r>
+    </w:p>
+    <w:p>
+      <w:pPr>
+        <w:pStyle w:val="ListParagraph"/>
         <w:numPr>
           <w:ilvl w:val="0"/>
           <w:numId w:val="10"/>
         </w:numPr>
-      </w:pPr>
-      <w:r>
-        <w:t>Filtreleme (Radio Button)</w:t>
-      </w:r>
-    </w:p>
-    <w:p>
-      <w:pPr>
-        <w:pStyle w:val="ListeParagraf"/>
+        <w:rPr>
+          <w:b/>
+          <w:bCs/>
+        </w:rPr>
+      </w:pPr>
+      <w:r>
+        <w:rPr>
+          <w:b/>
+          <w:bCs/>
+        </w:rPr>
+        <w:t>Filtreleme (</w:t>
+      </w:r>
+      <w:proofErr w:type="spellStart"/>
+      <w:r>
+        <w:rPr>
+          <w:b/>
+          <w:bCs/>
+        </w:rPr>
+        <w:t>Radio</w:t>
+      </w:r>
+      <w:proofErr w:type="spellEnd"/>
+      <w:r>
+        <w:rPr>
+          <w:b/>
+          <w:bCs/>
+        </w:rPr>
+        <w:t xml:space="preserve"> </w:t>
+      </w:r>
+      <w:proofErr w:type="spellStart"/>
+      <w:r>
+        <w:rPr>
+          <w:b/>
+          <w:bCs/>
+        </w:rPr>
+        <w:t>Button</w:t>
+      </w:r>
+      <w:proofErr w:type="spellEnd"/>
+      <w:r>
+        <w:rPr>
+          <w:b/>
+          <w:bCs/>
+        </w:rPr>
+        <w:t>)</w:t>
+      </w:r>
+    </w:p>
+    <w:p>
+      <w:pPr>
+        <w:pStyle w:val="ListParagraph"/>
         <w:numPr>
           <w:ilvl w:val="0"/>
           <w:numId w:val="10"/>
         </w:numPr>
       </w:pPr>
       <w:r>
-        <w:t>Verileri açıp kapatma anahtarları (switch)</w:t>
+        <w:rPr>
+          <w:b/>
+          <w:bCs/>
+        </w:rPr>
+        <w:t>Verileri açıp kapatma anahtarları (</w:t>
+      </w:r>
+      <w:r>
+        <w:rPr>
+          <w:b/>
+          <w:bCs/>
+        </w:rPr>
+        <w:t>S</w:t>
+      </w:r>
+      <w:r>
+        <w:rPr>
+          <w:b/>
+          <w:bCs/>
+        </w:rPr>
+        <w:t>witch)</w:t>
       </w:r>
     </w:p>
     <w:p>
@@ -188,19 +508,40 @@
     </w:p>
     <w:p>
       <w:pPr>
-        <w:pStyle w:val="ListeParagraf"/>
+        <w:pStyle w:val="ListParagraph"/>
         <w:numPr>
           <w:ilvl w:val="0"/>
           <w:numId w:val="8"/>
         </w:numPr>
-      </w:pPr>
-      <w:r>
-        <w:t>Görsel Materyalleri</w:t>
-      </w:r>
-    </w:p>
-    <w:p>
-      <w:pPr>
-        <w:pStyle w:val="ListeParagraf"/>
+        <w:rPr>
+          <w:b/>
+          <w:bCs/>
+          <w:sz w:val="28"/>
+          <w:szCs w:val="28"/>
+        </w:rPr>
+      </w:pPr>
+      <w:r>
+        <w:rPr>
+          <w:b/>
+          <w:bCs/>
+          <w:sz w:val="28"/>
+          <w:szCs w:val="28"/>
+        </w:rPr>
+        <w:t>Multimedya</w:t>
+      </w:r>
+      <w:r>
+        <w:rPr>
+          <w:b/>
+          <w:bCs/>
+          <w:sz w:val="28"/>
+          <w:szCs w:val="28"/>
+        </w:rPr>
+        <w:t xml:space="preserve"> Materyalleri</w:t>
+      </w:r>
+    </w:p>
+    <w:p>
+      <w:pPr>
+        <w:pStyle w:val="ListParagraph"/>
       </w:pPr>
       <w:r>
         <w:t>Proje içeriğinde multimedya öğeleri kullanılmıştır:</w:t>
@@ -208,31 +549,55 @@
     </w:p>
     <w:p>
       <w:pPr>
-        <w:pStyle w:val="ListeParagraf"/>
+        <w:pStyle w:val="ListParagraph"/>
         <w:numPr>
           <w:ilvl w:val="0"/>
           <w:numId w:val="11"/>
         </w:numPr>
       </w:pPr>
       <w:r>
-        <w:t>Görsel: Projenin kalbi olan dünya haritası ölçeklenebilir SVG formatında entegre edilmiştir. Ayrıca her ülkenin bayrağı CDN üzerinden görsel olarak sunulmaktadır.</w:t>
-      </w:r>
-    </w:p>
-    <w:p>
-      <w:pPr>
-        <w:pStyle w:val="ListeParagraf"/>
+        <w:rPr>
+          <w:b/>
+          <w:bCs/>
+        </w:rPr>
+        <w:t>Görsel:</w:t>
+      </w:r>
+      <w:r>
+        <w:t xml:space="preserve"> Projenin kalbi olan dünya haritası ölçeklenebilir SVG formatında entegre edilmiştir. Ayrıca her ülkenin bayrağı CDN üzerinden görsel olarak sunulmaktadır.</w:t>
+      </w:r>
+    </w:p>
+    <w:p/>
+    <w:p/>
+    <w:p/>
+    <w:p/>
+    <w:p>
+      <w:pPr>
+        <w:pStyle w:val="ListParagraph"/>
         <w:numPr>
           <w:ilvl w:val="0"/>
           <w:numId w:val="8"/>
         </w:numPr>
-      </w:pPr>
-      <w:r>
+        <w:rPr>
+          <w:b/>
+          <w:bCs/>
+          <w:sz w:val="28"/>
+          <w:szCs w:val="28"/>
+        </w:rPr>
+      </w:pPr>
+      <w:r>
+        <w:rPr>
+          <w:b/>
+          <w:bCs/>
+          <w:sz w:val="28"/>
+          <w:szCs w:val="28"/>
+        </w:rPr>
+        <w:lastRenderedPageBreak/>
         <w:t>UI ve UX</w:t>
       </w:r>
     </w:p>
     <w:p>
       <w:pPr>
-        <w:pStyle w:val="ListeParagraf"/>
+        <w:pStyle w:val="ListParagraph"/>
       </w:pPr>
       <w:r>
         <w:t>Kullanıcı dostu bir deneyim hedeflenmiştir:</w:t>
@@ -240,39 +605,76 @@
     </w:p>
     <w:p>
       <w:pPr>
-        <w:pStyle w:val="ListeParagraf"/>
+        <w:pStyle w:val="ListParagraph"/>
         <w:numPr>
           <w:ilvl w:val="0"/>
           <w:numId w:val="11"/>
         </w:numPr>
       </w:pPr>
       <w:r>
-        <w:t>Renk Uyumu: Göz yormayan renk paletleri uygulanmıştır.</w:t>
-      </w:r>
-    </w:p>
-    <w:p>
-      <w:pPr>
-        <w:pStyle w:val="ListeParagraf"/>
+        <w:rPr>
+          <w:b/>
+          <w:bCs/>
+        </w:rPr>
+        <w:t>Renk Uyumu:</w:t>
+      </w:r>
+      <w:r>
+        <w:t xml:space="preserve"> Göz yormayan renk paletleri uygulanmıştır.</w:t>
+      </w:r>
+    </w:p>
+    <w:p>
+      <w:pPr>
+        <w:pStyle w:val="ListParagraph"/>
         <w:numPr>
           <w:ilvl w:val="0"/>
           <w:numId w:val="11"/>
         </w:numPr>
       </w:pPr>
       <w:r>
-        <w:t>Etkileşim: Haritada bir ülkenin üzerine gelindiğinde belirgin bir şekilde belli olması ve tıklandığında pop-up açılması ile kullanıcıya anlık geri bildirim verilmektedir.</w:t>
-      </w:r>
-    </w:p>
-    <w:p>
-      <w:pPr>
-        <w:pStyle w:val="ListeParagraf"/>
+        <w:rPr>
+          <w:b/>
+          <w:bCs/>
+        </w:rPr>
+        <w:t>Etkileşim:</w:t>
+      </w:r>
+      <w:r>
+        <w:t xml:space="preserve"> Haritada bir ülkenin üzerine gelindiğinde belirgin bir şekilde belli olması ve tıklandığında pop-</w:t>
+      </w:r>
+      <w:proofErr w:type="spellStart"/>
+      <w:r>
+        <w:t>up</w:t>
+      </w:r>
+      <w:proofErr w:type="spellEnd"/>
+      <w:r>
+        <w:t xml:space="preserve"> açılması ile kullanıcıya anlık geri bildirim verilmektedir.</w:t>
+      </w:r>
+    </w:p>
+    <w:p>
+      <w:pPr>
+        <w:pStyle w:val="ListParagraph"/>
         <w:numPr>
           <w:ilvl w:val="0"/>
           <w:numId w:val="11"/>
         </w:numPr>
       </w:pPr>
-      <w:r>
-        <w:lastRenderedPageBreak/>
-        <w:t>Responsive Tasarım: Site;</w:t>
+      <w:proofErr w:type="spellStart"/>
+      <w:r>
+        <w:rPr>
+          <w:b/>
+          <w:bCs/>
+        </w:rPr>
+        <w:t>Responsive</w:t>
+      </w:r>
+      <w:proofErr w:type="spellEnd"/>
+      <w:r>
+        <w:rPr>
+          <w:b/>
+          <w:bCs/>
+        </w:rPr>
+        <w:t xml:space="preserve"> Tasarım:</w:t>
+      </w:r>
+      <w:r>
+        <w:t xml:space="preserve"> Site;</w:t>
       </w:r>
       <w:r>
         <w:t xml:space="preserve"> mobil, tablet ve masaüstü cihazlarında uyumlu çalışmaktadır.</w:t>
@@ -283,19 +685,36 @@
     </w:p>
     <w:p>
       <w:pPr>
-        <w:pStyle w:val="ListeParagraf"/>
+        <w:ind w:left="1080"/>
+      </w:pPr>
+    </w:p>
+    <w:p>
+      <w:pPr>
+        <w:pStyle w:val="ListParagraph"/>
         <w:numPr>
           <w:ilvl w:val="0"/>
           <w:numId w:val="8"/>
         </w:numPr>
-      </w:pPr>
-      <w:r>
+        <w:rPr>
+          <w:b/>
+          <w:bCs/>
+          <w:sz w:val="28"/>
+          <w:szCs w:val="28"/>
+        </w:rPr>
+      </w:pPr>
+      <w:r>
+        <w:rPr>
+          <w:b/>
+          <w:bCs/>
+          <w:sz w:val="28"/>
+          <w:szCs w:val="28"/>
+        </w:rPr>
         <w:t>İçerik Zenginliği</w:t>
       </w:r>
     </w:p>
     <w:p>
       <w:pPr>
-        <w:pStyle w:val="ListeParagraf"/>
+        <w:pStyle w:val="ListParagraph"/>
       </w:pPr>
       <w:r>
         <w:t>Dijital Atlas Projesi veri odaklıdır:</w:t>
@@ -303,51 +722,115 @@
     </w:p>
     <w:p>
       <w:pPr>
-        <w:pStyle w:val="ListeParagraf"/>
+        <w:pStyle w:val="ListParagraph"/>
         <w:numPr>
           <w:ilvl w:val="0"/>
           <w:numId w:val="12"/>
         </w:numPr>
       </w:pPr>
       <w:r>
-        <w:t>Veri seti: world.json dosyasında ülkelerin bütün verileri detaylıca bulunmaktadır.</w:t>
-      </w:r>
-    </w:p>
-    <w:p>
-      <w:pPr>
-        <w:pStyle w:val="ListeParagraf"/>
+        <w:rPr>
+          <w:b/>
+          <w:bCs/>
+        </w:rPr>
+        <w:t xml:space="preserve">Veri </w:t>
+      </w:r>
+      <w:r>
+        <w:rPr>
+          <w:b/>
+          <w:bCs/>
+        </w:rPr>
+        <w:t>S</w:t>
+      </w:r>
+      <w:r>
+        <w:rPr>
+          <w:b/>
+          <w:bCs/>
+        </w:rPr>
+        <w:t>eti:</w:t>
+      </w:r>
+      <w:r>
+        <w:t xml:space="preserve"> </w:t>
+      </w:r>
+      <w:proofErr w:type="gramStart"/>
+      <w:r>
+        <w:t>w</w:t>
+      </w:r>
+      <w:proofErr w:type="spellStart"/>
+      <w:r>
+        <w:t>orld.json</w:t>
+      </w:r>
+      <w:proofErr w:type="spellEnd"/>
+      <w:proofErr w:type="gramEnd"/>
+      <w:r>
+        <w:t xml:space="preserve"> dosyasında ülkelerin bütün verileri detaylıca bulunmaktadır.</w:t>
+      </w:r>
+    </w:p>
+    <w:p>
+      <w:pPr>
+        <w:ind w:left="1080"/>
+      </w:pPr>
+    </w:p>
+    <w:p>
+      <w:pPr>
+        <w:pStyle w:val="ListParagraph"/>
         <w:numPr>
           <w:ilvl w:val="0"/>
           <w:numId w:val="8"/>
         </w:numPr>
-      </w:pPr>
-      <w:r>
+        <w:rPr>
+          <w:b/>
+          <w:bCs/>
+          <w:sz w:val="28"/>
+          <w:szCs w:val="28"/>
+        </w:rPr>
+      </w:pPr>
+      <w:r>
+        <w:rPr>
+          <w:b/>
+          <w:bCs/>
+          <w:sz w:val="28"/>
+          <w:szCs w:val="28"/>
+        </w:rPr>
         <w:t xml:space="preserve">Projenin Konusu </w:t>
       </w:r>
     </w:p>
     <w:p>
       <w:pPr>
-        <w:pStyle w:val="ListeParagraf"/>
+        <w:pStyle w:val="ListParagraph"/>
       </w:pPr>
       <w:r>
         <w:t>Karmaşık demografik, ekonomik ve askeri verileri; statik tablolardan kurtarıp, herkesin anlayabileceği görsel ve etkileşimli bir deneyime dönüştürmek.</w:t>
       </w:r>
     </w:p>
-    <w:p>
-      <w:pPr>
-        <w:pStyle w:val="ListeParagraf"/>
+    <w:p/>
+    <w:p>
+      <w:pPr>
+        <w:pStyle w:val="ListParagraph"/>
         <w:numPr>
           <w:ilvl w:val="0"/>
           <w:numId w:val="8"/>
         </w:numPr>
-      </w:pPr>
-      <w:r>
+        <w:rPr>
+          <w:b/>
+          <w:bCs/>
+          <w:sz w:val="28"/>
+          <w:szCs w:val="28"/>
+        </w:rPr>
+      </w:pPr>
+      <w:r>
+        <w:rPr>
+          <w:b/>
+          <w:bCs/>
+          <w:sz w:val="28"/>
+          <w:szCs w:val="28"/>
+        </w:rPr>
         <w:t>Sitenin Web Adresi</w:t>
       </w:r>
     </w:p>
     <w:p>
       <w:pPr>
-        <w:pStyle w:val="ListeParagraf"/>
+        <w:pStyle w:val="ListParagraph"/>
       </w:pPr>
       <w:r>
         <w:t>https://interactiveatlas.com/</w:t>
@@ -355,73 +838,73 @@
     </w:p>
     <w:p>
       <w:pPr>
-        <w:pStyle w:val="ListeParagraf"/>
+        <w:pStyle w:val="ListParagraph"/>
         <w:ind w:left="1440"/>
       </w:pPr>
     </w:p>
     <w:p>
       <w:pPr>
-        <w:pStyle w:val="ListeParagraf"/>
+        <w:pStyle w:val="ListParagraph"/>
         <w:ind w:left="1440"/>
       </w:pPr>
     </w:p>
     <w:p>
       <w:pPr>
-        <w:pStyle w:val="ListeParagraf"/>
+        <w:pStyle w:val="ListParagraph"/>
         <w:ind w:left="1440"/>
       </w:pPr>
     </w:p>
     <w:p>
       <w:pPr>
-        <w:pStyle w:val="ListeParagraf"/>
+        <w:pStyle w:val="ListParagraph"/>
         <w:ind w:left="1440"/>
       </w:pPr>
     </w:p>
     <w:p>
       <w:pPr>
-        <w:pStyle w:val="ListeParagraf"/>
+        <w:pStyle w:val="ListParagraph"/>
         <w:ind w:left="1440"/>
       </w:pPr>
     </w:p>
     <w:p>
       <w:pPr>
-        <w:pStyle w:val="ListeParagraf"/>
+        <w:pStyle w:val="ListParagraph"/>
         <w:ind w:left="1440"/>
       </w:pPr>
     </w:p>
     <w:p>
       <w:pPr>
-        <w:pStyle w:val="ListeParagraf"/>
+        <w:pStyle w:val="ListParagraph"/>
         <w:ind w:left="1440"/>
       </w:pPr>
     </w:p>
     <w:p>
       <w:pPr>
-        <w:pStyle w:val="ListeParagraf"/>
+        <w:pStyle w:val="ListParagraph"/>
         <w:ind w:left="1440"/>
       </w:pPr>
     </w:p>
     <w:p>
       <w:pPr>
-        <w:pStyle w:val="ListeParagraf"/>
+        <w:pStyle w:val="ListParagraph"/>
         <w:ind w:left="1440"/>
       </w:pPr>
     </w:p>
     <w:p>
       <w:pPr>
-        <w:pStyle w:val="ListeParagraf"/>
+        <w:pStyle w:val="ListParagraph"/>
         <w:ind w:left="1440"/>
       </w:pPr>
     </w:p>
     <w:p>
       <w:pPr>
-        <w:pStyle w:val="ListeParagraf"/>
+        <w:pStyle w:val="ListParagraph"/>
         <w:ind w:left="1440"/>
       </w:pPr>
     </w:p>
     <w:p>
       <w:pPr>
-        <w:pStyle w:val="ListeParagraf"/>
+        <w:pStyle w:val="ListParagraph"/>
       </w:pPr>
     </w:p>
     <w:p/>
@@ -645,7 +1128,7 @@
     <w:lvl w:ilvl="0">
       <w:start w:val="1"/>
       <w:numFmt w:val="decimal"/>
-      <w:pStyle w:val="Balk1"/>
+      <w:pStyle w:val="Heading1"/>
       <w:lvlText w:val="%1)"/>
       <w:lvlJc w:val="left"/>
       <w:pPr>
@@ -655,7 +1138,7 @@
     <w:lvl w:ilvl="1">
       <w:start w:val="1"/>
       <w:numFmt w:val="upperLetter"/>
-      <w:pStyle w:val="Balk2"/>
+      <w:pStyle w:val="Heading2"/>
       <w:lvlText w:val="%2."/>
       <w:lvlJc w:val="left"/>
       <w:pPr>
@@ -665,7 +1148,7 @@
     <w:lvl w:ilvl="2">
       <w:start w:val="1"/>
       <w:numFmt w:val="decimal"/>
-      <w:pStyle w:val="Balk3"/>
+      <w:pStyle w:val="Heading3"/>
       <w:lvlText w:val="%3."/>
       <w:lvlJc w:val="left"/>
       <w:pPr>
@@ -675,7 +1158,7 @@
     <w:lvl w:ilvl="3">
       <w:start w:val="1"/>
       <w:numFmt w:val="lowerLetter"/>
-      <w:pStyle w:val="Balk4"/>
+      <w:pStyle w:val="Heading4"/>
       <w:lvlText w:val="%4)"/>
       <w:lvlJc w:val="left"/>
       <w:pPr>
@@ -685,7 +1168,7 @@
     <w:lvl w:ilvl="4">
       <w:start w:val="1"/>
       <w:numFmt w:val="decimal"/>
-      <w:pStyle w:val="Balk5"/>
+      <w:pStyle w:val="Heading5"/>
       <w:lvlText w:val="(%5)"/>
       <w:lvlJc w:val="left"/>
       <w:pPr>
@@ -695,7 +1178,7 @@
     <w:lvl w:ilvl="5">
       <w:start w:val="1"/>
       <w:numFmt w:val="lowerLetter"/>
-      <w:pStyle w:val="Balk6"/>
+      <w:pStyle w:val="Heading6"/>
       <w:lvlText w:val="(%6)"/>
       <w:lvlJc w:val="left"/>
       <w:pPr>
@@ -705,7 +1188,7 @@
     <w:lvl w:ilvl="6">
       <w:start w:val="1"/>
       <w:numFmt w:val="lowerRoman"/>
-      <w:pStyle w:val="Balk7"/>
+      <w:pStyle w:val="Heading7"/>
       <w:lvlText w:val="(%7)"/>
       <w:lvlJc w:val="left"/>
       <w:pPr>
@@ -715,7 +1198,7 @@
     <w:lvl w:ilvl="7">
       <w:start w:val="1"/>
       <w:numFmt w:val="lowerLetter"/>
-      <w:pStyle w:val="Balk8"/>
+      <w:pStyle w:val="Heading8"/>
       <w:lvlText w:val="(%8)"/>
       <w:lvlJc w:val="left"/>
       <w:pPr>
@@ -725,7 +1208,7 @@
     <w:lvl w:ilvl="8">
       <w:start w:val="1"/>
       <w:numFmt w:val="lowerRoman"/>
-      <w:pStyle w:val="Balk9"/>
+      <w:pStyle w:val="Heading9"/>
       <w:lvlText w:val="(%9)"/>
       <w:lvlJc w:val="left"/>
       <w:pPr>
@@ -2070,11 +2553,11 @@
     <w:name w:val="Normal"/>
     <w:qFormat/>
   </w:style>
-  <w:style w:type="paragraph" w:styleId="Balk1">
+  <w:style w:type="paragraph" w:styleId="Heading1">
     <w:name w:val="heading 1"/>
     <w:basedOn w:val="Normal"/>
     <w:next w:val="Normal"/>
-    <w:link w:val="Balk1Char"/>
+    <w:link w:val="Heading1Char"/>
     <w:uiPriority w:val="9"/>
     <w:qFormat/>
     <w:rsid w:val="00C42059"/>
@@ -2094,11 +2577,11 @@
       <w:szCs w:val="40"/>
     </w:rPr>
   </w:style>
-  <w:style w:type="paragraph" w:styleId="Balk2">
+  <w:style w:type="paragraph" w:styleId="Heading2">
     <w:name w:val="heading 2"/>
     <w:basedOn w:val="Normal"/>
     <w:next w:val="Normal"/>
-    <w:link w:val="Balk2Char"/>
+    <w:link w:val="Heading2Char"/>
     <w:uiPriority w:val="9"/>
     <w:semiHidden/>
     <w:unhideWhenUsed/>
@@ -2121,11 +2604,11 @@
       <w:szCs w:val="32"/>
     </w:rPr>
   </w:style>
-  <w:style w:type="paragraph" w:styleId="Balk3">
+  <w:style w:type="paragraph" w:styleId="Heading3">
     <w:name w:val="heading 3"/>
     <w:basedOn w:val="Normal"/>
     <w:next w:val="Normal"/>
-    <w:link w:val="Balk3Char"/>
+    <w:link w:val="Heading3Char"/>
     <w:uiPriority w:val="9"/>
     <w:semiHidden/>
     <w:unhideWhenUsed/>
@@ -2148,11 +2631,11 @@
       <w:szCs w:val="28"/>
     </w:rPr>
   </w:style>
-  <w:style w:type="paragraph" w:styleId="Balk4">
+  <w:style w:type="paragraph" w:styleId="Heading4">
     <w:name w:val="heading 4"/>
     <w:basedOn w:val="Normal"/>
     <w:next w:val="Normal"/>
-    <w:link w:val="Balk4Char"/>
+    <w:link w:val="Heading4Char"/>
     <w:uiPriority w:val="9"/>
     <w:semiHidden/>
     <w:unhideWhenUsed/>
@@ -2175,11 +2658,11 @@
       <w:color w:val="0F4761" w:themeColor="accent1" w:themeShade="BF"/>
     </w:rPr>
   </w:style>
-  <w:style w:type="paragraph" w:styleId="Balk5">
+  <w:style w:type="paragraph" w:styleId="Heading5">
     <w:name w:val="heading 5"/>
     <w:basedOn w:val="Normal"/>
     <w:next w:val="Normal"/>
-    <w:link w:val="Balk5Char"/>
+    <w:link w:val="Heading5Char"/>
     <w:uiPriority w:val="9"/>
     <w:semiHidden/>
     <w:unhideWhenUsed/>
@@ -2200,11 +2683,11 @@
       <w:color w:val="0F4761" w:themeColor="accent1" w:themeShade="BF"/>
     </w:rPr>
   </w:style>
-  <w:style w:type="paragraph" w:styleId="Balk6">
+  <w:style w:type="paragraph" w:styleId="Heading6">
     <w:name w:val="heading 6"/>
     <w:basedOn w:val="Normal"/>
     <w:next w:val="Normal"/>
-    <w:link w:val="Balk6Char"/>
+    <w:link w:val="Heading6Char"/>
     <w:uiPriority w:val="9"/>
     <w:semiHidden/>
     <w:unhideWhenUsed/>
@@ -2227,11 +2710,11 @@
       <w:color w:val="595959" w:themeColor="text1" w:themeTint="A6"/>
     </w:rPr>
   </w:style>
-  <w:style w:type="paragraph" w:styleId="Balk7">
+  <w:style w:type="paragraph" w:styleId="Heading7">
     <w:name w:val="heading 7"/>
     <w:basedOn w:val="Normal"/>
     <w:next w:val="Normal"/>
-    <w:link w:val="Balk7Char"/>
+    <w:link w:val="Heading7Char"/>
     <w:uiPriority w:val="9"/>
     <w:semiHidden/>
     <w:unhideWhenUsed/>
@@ -2252,11 +2735,11 @@
       <w:color w:val="595959" w:themeColor="text1" w:themeTint="A6"/>
     </w:rPr>
   </w:style>
-  <w:style w:type="paragraph" w:styleId="Balk8">
+  <w:style w:type="paragraph" w:styleId="Heading8">
     <w:name w:val="heading 8"/>
     <w:basedOn w:val="Normal"/>
     <w:next w:val="Normal"/>
-    <w:link w:val="Balk8Char"/>
+    <w:link w:val="Heading8Char"/>
     <w:uiPriority w:val="9"/>
     <w:semiHidden/>
     <w:unhideWhenUsed/>
@@ -2279,11 +2762,11 @@
       <w:color w:val="272727" w:themeColor="text1" w:themeTint="D8"/>
     </w:rPr>
   </w:style>
-  <w:style w:type="paragraph" w:styleId="Balk9">
+  <w:style w:type="paragraph" w:styleId="Heading9">
     <w:name w:val="heading 9"/>
     <w:basedOn w:val="Normal"/>
     <w:next w:val="Normal"/>
-    <w:link w:val="Balk9Char"/>
+    <w:link w:val="Heading9Char"/>
     <w:uiPriority w:val="9"/>
     <w:semiHidden/>
     <w:unhideWhenUsed/>
@@ -2304,12 +2787,13 @@
       <w:color w:val="272727" w:themeColor="text1" w:themeTint="D8"/>
     </w:rPr>
   </w:style>
-  <w:style w:type="character" w:default="1" w:styleId="VarsaylanParagrafYazTipi">
+  <w:style w:type="character" w:default="1" w:styleId="DefaultParagraphFont">
     <w:name w:val="Default Paragraph Font"/>
     <w:uiPriority w:val="1"/>
+    <w:semiHidden/>
     <w:unhideWhenUsed/>
   </w:style>
-  <w:style w:type="table" w:default="1" w:styleId="NormalTablo">
+  <w:style w:type="table" w:default="1" w:styleId="TableNormal">
     <w:name w:val="Normal Table"/>
     <w:uiPriority w:val="99"/>
     <w:semiHidden/>
@@ -2324,16 +2808,16 @@
       </w:tblCellMar>
     </w:tblPr>
   </w:style>
-  <w:style w:type="numbering" w:default="1" w:styleId="ListeYok">
+  <w:style w:type="numbering" w:default="1" w:styleId="NoList">
     <w:name w:val="No List"/>
     <w:uiPriority w:val="99"/>
     <w:semiHidden/>
     <w:unhideWhenUsed/>
   </w:style>
-  <w:style w:type="character" w:customStyle="1" w:styleId="Balk1Char">
-    <w:name w:val="Başlık 1 Char"/>
-    <w:basedOn w:val="VarsaylanParagrafYazTipi"/>
-    <w:link w:val="Balk1"/>
+  <w:style w:type="character" w:customStyle="1" w:styleId="Heading1Char">
+    <w:name w:val="Heading 1 Char"/>
+    <w:basedOn w:val="DefaultParagraphFont"/>
+    <w:link w:val="Heading1"/>
     <w:uiPriority w:val="9"/>
     <w:rsid w:val="00C42059"/>
     <w:rPr>
@@ -2343,10 +2827,10 @@
       <w:szCs w:val="40"/>
     </w:rPr>
   </w:style>
-  <w:style w:type="character" w:customStyle="1" w:styleId="Balk2Char">
-    <w:name w:val="Başlık 2 Char"/>
-    <w:basedOn w:val="VarsaylanParagrafYazTipi"/>
-    <w:link w:val="Balk2"/>
+  <w:style w:type="character" w:customStyle="1" w:styleId="Heading2Char">
+    <w:name w:val="Heading 2 Char"/>
+    <w:basedOn w:val="DefaultParagraphFont"/>
+    <w:link w:val="Heading2"/>
     <w:uiPriority w:val="9"/>
     <w:semiHidden/>
     <w:rsid w:val="00C42059"/>
@@ -2357,10 +2841,10 @@
       <w:szCs w:val="32"/>
     </w:rPr>
   </w:style>
-  <w:style w:type="character" w:customStyle="1" w:styleId="Balk3Char">
-    <w:name w:val="Başlık 3 Char"/>
-    <w:basedOn w:val="VarsaylanParagrafYazTipi"/>
-    <w:link w:val="Balk3"/>
+  <w:style w:type="character" w:customStyle="1" w:styleId="Heading3Char">
+    <w:name w:val="Heading 3 Char"/>
+    <w:basedOn w:val="DefaultParagraphFont"/>
+    <w:link w:val="Heading3"/>
     <w:uiPriority w:val="9"/>
     <w:semiHidden/>
     <w:rsid w:val="00C42059"/>
@@ -2371,10 +2855,10 @@
       <w:szCs w:val="28"/>
     </w:rPr>
   </w:style>
-  <w:style w:type="character" w:customStyle="1" w:styleId="Balk4Char">
-    <w:name w:val="Başlık 4 Char"/>
-    <w:basedOn w:val="VarsaylanParagrafYazTipi"/>
-    <w:link w:val="Balk4"/>
+  <w:style w:type="character" w:customStyle="1" w:styleId="Heading4Char">
+    <w:name w:val="Heading 4 Char"/>
+    <w:basedOn w:val="DefaultParagraphFont"/>
+    <w:link w:val="Heading4"/>
     <w:uiPriority w:val="9"/>
     <w:semiHidden/>
     <w:rsid w:val="00C42059"/>
@@ -2385,10 +2869,10 @@
       <w:color w:val="0F4761" w:themeColor="accent1" w:themeShade="BF"/>
     </w:rPr>
   </w:style>
-  <w:style w:type="character" w:customStyle="1" w:styleId="Balk5Char">
-    <w:name w:val="Başlık 5 Char"/>
-    <w:basedOn w:val="VarsaylanParagrafYazTipi"/>
-    <w:link w:val="Balk5"/>
+  <w:style w:type="character" w:customStyle="1" w:styleId="Heading5Char">
+    <w:name w:val="Heading 5 Char"/>
+    <w:basedOn w:val="DefaultParagraphFont"/>
+    <w:link w:val="Heading5"/>
     <w:uiPriority w:val="9"/>
     <w:semiHidden/>
     <w:rsid w:val="00C42059"/>
@@ -2397,10 +2881,10 @@
       <w:color w:val="0F4761" w:themeColor="accent1" w:themeShade="BF"/>
     </w:rPr>
   </w:style>
-  <w:style w:type="character" w:customStyle="1" w:styleId="Balk6Char">
-    <w:name w:val="Başlık 6 Char"/>
-    <w:basedOn w:val="VarsaylanParagrafYazTipi"/>
-    <w:link w:val="Balk6"/>
+  <w:style w:type="character" w:customStyle="1" w:styleId="Heading6Char">
+    <w:name w:val="Heading 6 Char"/>
+    <w:basedOn w:val="DefaultParagraphFont"/>
+    <w:link w:val="Heading6"/>
     <w:uiPriority w:val="9"/>
     <w:semiHidden/>
     <w:rsid w:val="00C42059"/>
@@ -2411,10 +2895,10 @@
       <w:color w:val="595959" w:themeColor="text1" w:themeTint="A6"/>
     </w:rPr>
   </w:style>
-  <w:style w:type="character" w:customStyle="1" w:styleId="Balk7Char">
-    <w:name w:val="Başlık 7 Char"/>
-    <w:basedOn w:val="VarsaylanParagrafYazTipi"/>
-    <w:link w:val="Balk7"/>
+  <w:style w:type="character" w:customStyle="1" w:styleId="Heading7Char">
+    <w:name w:val="Heading 7 Char"/>
+    <w:basedOn w:val="DefaultParagraphFont"/>
+    <w:link w:val="Heading7"/>
     <w:uiPriority w:val="9"/>
     <w:semiHidden/>
     <w:rsid w:val="00C42059"/>
@@ -2423,10 +2907,10 @@
       <w:color w:val="595959" w:themeColor="text1" w:themeTint="A6"/>
     </w:rPr>
   </w:style>
-  <w:style w:type="character" w:customStyle="1" w:styleId="Balk8Char">
-    <w:name w:val="Başlık 8 Char"/>
-    <w:basedOn w:val="VarsaylanParagrafYazTipi"/>
-    <w:link w:val="Balk8"/>
+  <w:style w:type="character" w:customStyle="1" w:styleId="Heading8Char">
+    <w:name w:val="Heading 8 Char"/>
+    <w:basedOn w:val="DefaultParagraphFont"/>
+    <w:link w:val="Heading8"/>
     <w:uiPriority w:val="9"/>
     <w:semiHidden/>
     <w:rsid w:val="00C42059"/>
@@ -2437,10 +2921,10 @@
       <w:color w:val="272727" w:themeColor="text1" w:themeTint="D8"/>
     </w:rPr>
   </w:style>
-  <w:style w:type="character" w:customStyle="1" w:styleId="Balk9Char">
-    <w:name w:val="Başlık 9 Char"/>
-    <w:basedOn w:val="VarsaylanParagrafYazTipi"/>
-    <w:link w:val="Balk9"/>
+  <w:style w:type="character" w:customStyle="1" w:styleId="Heading9Char">
+    <w:name w:val="Heading 9 Char"/>
+    <w:basedOn w:val="DefaultParagraphFont"/>
+    <w:link w:val="Heading9"/>
     <w:uiPriority w:val="9"/>
     <w:semiHidden/>
     <w:rsid w:val="00C42059"/>
@@ -2449,11 +2933,11 @@
       <w:color w:val="272727" w:themeColor="text1" w:themeTint="D8"/>
     </w:rPr>
   </w:style>
-  <w:style w:type="paragraph" w:styleId="KonuBal">
+  <w:style w:type="paragraph" w:styleId="Title">
     <w:name w:val="Title"/>
     <w:basedOn w:val="Normal"/>
     <w:next w:val="Normal"/>
-    <w:link w:val="KonuBalChar"/>
+    <w:link w:val="TitleChar"/>
     <w:uiPriority w:val="10"/>
     <w:qFormat/>
     <w:rsid w:val="00C42059"/>
@@ -2469,10 +2953,10 @@
       <w:szCs w:val="56"/>
     </w:rPr>
   </w:style>
-  <w:style w:type="character" w:customStyle="1" w:styleId="KonuBalChar">
-    <w:name w:val="Konu Başlığı Char"/>
-    <w:basedOn w:val="VarsaylanParagrafYazTipi"/>
-    <w:link w:val="KonuBal"/>
+  <w:style w:type="character" w:customStyle="1" w:styleId="TitleChar">
+    <w:name w:val="Title Char"/>
+    <w:basedOn w:val="DefaultParagraphFont"/>
+    <w:link w:val="Title"/>
     <w:uiPriority w:val="10"/>
     <w:rsid w:val="00C42059"/>
     <w:rPr>
@@ -2483,11 +2967,11 @@
       <w:szCs w:val="56"/>
     </w:rPr>
   </w:style>
-  <w:style w:type="paragraph" w:styleId="Altyaz">
+  <w:style w:type="paragraph" w:styleId="Subtitle">
     <w:name w:val="Subtitle"/>
     <w:basedOn w:val="Normal"/>
     <w:next w:val="Normal"/>
-    <w:link w:val="AltyazChar"/>
+    <w:link w:val="SubtitleChar"/>
     <w:uiPriority w:val="11"/>
     <w:qFormat/>
     <w:rsid w:val="00C42059"/>
@@ -2504,10 +2988,10 @@
       <w:szCs w:val="28"/>
     </w:rPr>
   </w:style>
-  <w:style w:type="character" w:customStyle="1" w:styleId="AltyazChar">
-    <w:name w:val="Altyazı Char"/>
-    <w:basedOn w:val="VarsaylanParagrafYazTipi"/>
-    <w:link w:val="Altyaz"/>
+  <w:style w:type="character" w:customStyle="1" w:styleId="SubtitleChar">
+    <w:name w:val="Subtitle Char"/>
+    <w:basedOn w:val="DefaultParagraphFont"/>
+    <w:link w:val="Subtitle"/>
     <w:uiPriority w:val="11"/>
     <w:rsid w:val="00C42059"/>
     <w:rPr>
@@ -2518,11 +3002,11 @@
       <w:szCs w:val="28"/>
     </w:rPr>
   </w:style>
-  <w:style w:type="paragraph" w:styleId="Alnt">
+  <w:style w:type="paragraph" w:styleId="Quote">
     <w:name w:val="Quote"/>
     <w:basedOn w:val="Normal"/>
     <w:next w:val="Normal"/>
-    <w:link w:val="AlntChar"/>
+    <w:link w:val="QuoteChar"/>
     <w:uiPriority w:val="29"/>
     <w:qFormat/>
     <w:rsid w:val="00C42059"/>
@@ -2536,10 +3020,10 @@
       <w:color w:val="404040" w:themeColor="text1" w:themeTint="BF"/>
     </w:rPr>
   </w:style>
-  <w:style w:type="character" w:customStyle="1" w:styleId="AlntChar">
-    <w:name w:val="Alıntı Char"/>
-    <w:basedOn w:val="VarsaylanParagrafYazTipi"/>
-    <w:link w:val="Alnt"/>
+  <w:style w:type="character" w:customStyle="1" w:styleId="QuoteChar">
+    <w:name w:val="Quote Char"/>
+    <w:basedOn w:val="DefaultParagraphFont"/>
+    <w:link w:val="Quote"/>
     <w:uiPriority w:val="29"/>
     <w:rsid w:val="00C42059"/>
     <w:rPr>
@@ -2548,7 +3032,7 @@
       <w:color w:val="404040" w:themeColor="text1" w:themeTint="BF"/>
     </w:rPr>
   </w:style>
-  <w:style w:type="paragraph" w:styleId="ListeParagraf">
+  <w:style w:type="paragraph" w:styleId="ListParagraph">
     <w:name w:val="List Paragraph"/>
     <w:basedOn w:val="Normal"/>
     <w:uiPriority w:val="34"/>
@@ -2559,9 +3043,9 @@
       <w:contextualSpacing/>
     </w:pPr>
   </w:style>
-  <w:style w:type="character" w:styleId="GlVurgulama">
+  <w:style w:type="character" w:styleId="IntenseEmphasis">
     <w:name w:val="Intense Emphasis"/>
-    <w:basedOn w:val="VarsaylanParagrafYazTipi"/>
+    <w:basedOn w:val="DefaultParagraphFont"/>
     <w:uiPriority w:val="21"/>
     <w:qFormat/>
     <w:rsid w:val="00C42059"/>
@@ -2571,11 +3055,11 @@
       <w:color w:val="0F4761" w:themeColor="accent1" w:themeShade="BF"/>
     </w:rPr>
   </w:style>
-  <w:style w:type="paragraph" w:styleId="GlAlnt">
+  <w:style w:type="paragraph" w:styleId="IntenseQuote">
     <w:name w:val="Intense Quote"/>
     <w:basedOn w:val="Normal"/>
     <w:next w:val="Normal"/>
-    <w:link w:val="GlAlntChar"/>
+    <w:link w:val="IntenseQuoteChar"/>
     <w:uiPriority w:val="30"/>
     <w:qFormat/>
     <w:rsid w:val="00C42059"/>
@@ -2594,10 +3078,10 @@
       <w:color w:val="0F4761" w:themeColor="accent1" w:themeShade="BF"/>
     </w:rPr>
   </w:style>
-  <w:style w:type="character" w:customStyle="1" w:styleId="GlAlntChar">
-    <w:name w:val="Güçlü Alıntı Char"/>
-    <w:basedOn w:val="VarsaylanParagrafYazTipi"/>
-    <w:link w:val="GlAlnt"/>
+  <w:style w:type="character" w:customStyle="1" w:styleId="IntenseQuoteChar">
+    <w:name w:val="Intense Quote Char"/>
+    <w:basedOn w:val="DefaultParagraphFont"/>
+    <w:link w:val="IntenseQuote"/>
     <w:uiPriority w:val="30"/>
     <w:rsid w:val="00C42059"/>
     <w:rPr>
@@ -2606,9 +3090,9 @@
       <w:color w:val="0F4761" w:themeColor="accent1" w:themeShade="BF"/>
     </w:rPr>
   </w:style>
-  <w:style w:type="character" w:styleId="GlBavuru">
+  <w:style w:type="character" w:styleId="IntenseReference">
     <w:name w:val="Intense Reference"/>
-    <w:basedOn w:val="VarsaylanParagrafYazTipi"/>
+    <w:basedOn w:val="DefaultParagraphFont"/>
     <w:uiPriority w:val="32"/>
     <w:qFormat/>
     <w:rsid w:val="00C42059"/>
